--- a/plasturgie/les_matieres/histoire_du_plastique.docx
+++ b/plasturgie/les_matieres/histoire_du_plastique.docx
@@ -4803,7 +4803,7 @@
                         <w:sz w:val="24"/>
                         <w:szCs w:val="24"/>
                       </w:rPr>
-                      <w:t>3</w:t>
+                      <w:t>4</w:t>
                     </w:r>
                     <w:r>
                       <w:rPr>
@@ -5319,7 +5319,7 @@
                         <w:sz w:val="24"/>
                         <w:szCs w:val="24"/>
                       </w:rPr>
-                      <w:t>1</w:t>
+                      <w:t>4</w:t>
                     </w:r>
                     <w:r>
                       <w:rPr>
@@ -5442,9 +5442,9 @@
                   </w:rPr>
                   <w:drawing>
                     <wp:inline distT="0" distB="0" distL="0" distR="0">
-                      <wp:extent cx="1343496" cy="931697"/>
-                      <wp:effectExtent l="0" t="0" r="0" b="0"/>
-                      <wp:docPr id="1" name="Image 1" descr="logo_lycee.png"/>
+                      <wp:extent cx="1440000" cy="838130"/>
+                      <wp:effectExtent l="19050" t="0" r="7800" b="0"/>
+                      <wp:docPr id="3" name="Image 1" descr="logo.png"/>
                       <wp:cNvGraphicFramePr>
                         <a:graphicFrameLocks xmlns:a="http://schemas.openxmlformats.org/drawingml/2006/main" noChangeAspect="1"/>
                       </wp:cNvGraphicFramePr>
@@ -5452,7 +5452,7 @@
                         <a:graphicData uri="http://schemas.openxmlformats.org/drawingml/2006/picture">
                           <pic:pic xmlns:pic="http://schemas.openxmlformats.org/drawingml/2006/picture">
                             <pic:nvPicPr>
-                              <pic:cNvPr id="0" name="logo_lycee.png"/>
+                              <pic:cNvPr id="0" name="logo.png"/>
                               <pic:cNvPicPr/>
                             </pic:nvPicPr>
                             <pic:blipFill>
@@ -5464,7 +5464,7 @@
                             <pic:spPr>
                               <a:xfrm>
                                 <a:off x="0" y="0"/>
-                                <a:ext cx="1344374" cy="932306"/>
+                                <a:ext cx="1440000" cy="838130"/>
                               </a:xfrm>
                               <a:prstGeom prst="rect">
                                 <a:avLst/>
